--- a/worlds/korvin-merrow/file-review/upload/filesystem/occupational_therapy_assessment_05202026.docx
+++ b/worlds/korvin-merrow/file-review/upload/filesystem/occupational_therapy_assessment_05202026.docx
@@ -327,7 +327,7 @@
       <w:r>
         <w:rPr>
           <w:rFonts w:ascii="Arial" w:hAnsi="Arial"/>
-          <w:b/>
+          <w:b w:val="0"/>
           <w:sz w:val="19"/>
         </w:rPr>
         <w:t>unable to organize the 19-item regimen reliably during the seated assessment.</w:t>
@@ -407,7 +407,7 @@
       <w:r>
         <w:rPr>
           <w:rFonts w:ascii="Arial" w:hAnsi="Arial"/>
-          <w:b/>
+          <w:b w:val="0"/>
           <w:sz w:val="19"/>
         </w:rPr>
         <w:t>executive slowing</w:t>
@@ -507,7 +507,7 @@
       <w:r>
         <w:rPr>
           <w:rFonts w:ascii="Arial" w:hAnsi="Arial"/>
-          <w:b/>
+          <w:b w:val="0"/>
           <w:sz w:val="19"/>
         </w:rPr>
         <w:t>supervision</w:t>
@@ -534,7 +534,7 @@
       <w:r>
         <w:rPr>
           <w:rFonts w:ascii="Arial" w:hAnsi="Arial"/>
-          <w:b/>
+          <w:b w:val="0"/>
           <w:sz w:val="19"/>
         </w:rPr>
         <w:t>Gaps persist.</w:t>
@@ -724,7 +724,7 @@
       <w:r>
         <w:rPr>
           <w:rFonts w:ascii="Arial" w:hAnsi="Arial"/>
-          <w:b/>
+          <w:b w:val="0"/>
           <w:sz w:val="19"/>
         </w:rPr>
         <w:t>family verification</w:t>
